--- a/templates/07-to-trinh-lanh-dao/to-trinh-thanh-lap-bo-phan-chuyen-trach-anm.docx
+++ b/templates/07-to-trinh-lanh-dao/to-trinh-thanh-lap-bo-phan-chuyen-trach-anm.docx
@@ -3570,10 +3570,10 @@
       </w:tblPr>
       <w:tblGrid>
         <w:gridCol w:w="672"/>
-        <w:gridCol w:w="2045"/>
+        <w:gridCol w:w="1801"/>
         <w:gridCol w:w="987"/>
-        <w:gridCol w:w="3838"/>
-        <w:gridCol w:w="1483"/>
+        <w:gridCol w:w="3307"/>
+        <w:gridCol w:w="2258"/>
       </w:tblGrid>
       <w:tr>
         <w:trPr>
@@ -3620,7 +3620,7 @@
         </w:tc>
         <w:tc>
           <w:tcPr>
-            <w:tcW w:type="dxa" w:w="2045"/>
+            <w:tcW w:type="dxa" w:w="1801"/>
             <w:tcBorders>
               <w:top w:val="single" w:color="000000" w:sz="4"/>
               <w:left w:val="single" w:color="000000" w:sz="4"/>
@@ -3696,7 +3696,7 @@
         </w:tc>
         <w:tc>
           <w:tcPr>
-            <w:tcW w:type="dxa" w:w="3838"/>
+            <w:tcW w:type="dxa" w:w="3307"/>
             <w:tcBorders>
               <w:top w:val="single" w:color="000000" w:sz="4"/>
               <w:left w:val="single" w:color="000000" w:sz="4"/>
@@ -3734,7 +3734,7 @@
         </w:tc>
         <w:tc>
           <w:tcPr>
-            <w:tcW w:type="dxa" w:w="1483"/>
+            <w:tcW w:type="dxa" w:w="2258"/>
             <w:tcBorders>
               <w:top w:val="single" w:color="000000" w:sz="4"/>
               <w:left w:val="single" w:color="000000" w:sz="4"/>
@@ -3815,7 +3815,7 @@
         </w:tc>
         <w:tc>
           <w:tcPr>
-            <w:tcW w:type="dxa" w:w="2045"/>
+            <w:tcW w:type="dxa" w:w="1801"/>
             <w:tcBorders>
               <w:top w:val="single" w:color="000000" w:sz="4"/>
               <w:left w:val="single" w:color="000000" w:sz="4"/>
@@ -3890,7 +3890,7 @@
         </w:tc>
         <w:tc>
           <w:tcPr>
-            <w:tcW w:type="dxa" w:w="3838"/>
+            <w:tcW w:type="dxa" w:w="3307"/>
             <w:tcBorders>
               <w:top w:val="single" w:color="000000" w:sz="4"/>
               <w:left w:val="single" w:color="000000" w:sz="4"/>
@@ -3928,7 +3928,7 @@
         </w:tc>
         <w:tc>
           <w:tcPr>
-            <w:tcW w:type="dxa" w:w="1483"/>
+            <w:tcW w:type="dxa" w:w="2258"/>
             <w:tcBorders>
               <w:top w:val="single" w:color="000000" w:sz="4"/>
               <w:left w:val="single" w:color="000000" w:sz="4"/>
@@ -4009,7 +4009,7 @@
         </w:tc>
         <w:tc>
           <w:tcPr>
-            <w:tcW w:type="dxa" w:w="2045"/>
+            <w:tcW w:type="dxa" w:w="1801"/>
             <w:tcBorders>
               <w:top w:val="single" w:color="000000" w:sz="4"/>
               <w:left w:val="single" w:color="000000" w:sz="4"/>
@@ -4084,7 +4084,7 @@
         </w:tc>
         <w:tc>
           <w:tcPr>
-            <w:tcW w:type="dxa" w:w="3838"/>
+            <w:tcW w:type="dxa" w:w="3307"/>
             <w:tcBorders>
               <w:top w:val="single" w:color="000000" w:sz="4"/>
               <w:left w:val="single" w:color="000000" w:sz="4"/>
@@ -4122,7 +4122,7 @@
         </w:tc>
         <w:tc>
           <w:tcPr>
-            <w:tcW w:type="dxa" w:w="1483"/>
+            <w:tcW w:type="dxa" w:w="2258"/>
             <w:tcBorders>
               <w:top w:val="single" w:color="000000" w:sz="4"/>
               <w:left w:val="single" w:color="000000" w:sz="4"/>
@@ -4203,7 +4203,7 @@
         </w:tc>
         <w:tc>
           <w:tcPr>
-            <w:tcW w:type="dxa" w:w="2045"/>
+            <w:tcW w:type="dxa" w:w="1801"/>
             <w:tcBorders>
               <w:top w:val="single" w:color="000000" w:sz="4"/>
               <w:left w:val="single" w:color="000000" w:sz="4"/>
@@ -4278,7 +4278,7 @@
         </w:tc>
         <w:tc>
           <w:tcPr>
-            <w:tcW w:type="dxa" w:w="3838"/>
+            <w:tcW w:type="dxa" w:w="3307"/>
             <w:tcBorders>
               <w:top w:val="single" w:color="000000" w:sz="4"/>
               <w:left w:val="single" w:color="000000" w:sz="4"/>
@@ -4316,7 +4316,7 @@
         </w:tc>
         <w:tc>
           <w:tcPr>
-            <w:tcW w:type="dxa" w:w="1483"/>
+            <w:tcW w:type="dxa" w:w="2258"/>
             <w:tcBorders>
               <w:top w:val="single" w:color="000000" w:sz="4"/>
               <w:left w:val="single" w:color="000000" w:sz="4"/>
@@ -4397,7 +4397,7 @@
         </w:tc>
         <w:tc>
           <w:tcPr>
-            <w:tcW w:type="dxa" w:w="2045"/>
+            <w:tcW w:type="dxa" w:w="1801"/>
             <w:tcBorders>
               <w:top w:val="single" w:color="000000" w:sz="4"/>
               <w:left w:val="single" w:color="000000" w:sz="4"/>
@@ -4472,7 +4472,7 @@
         </w:tc>
         <w:tc>
           <w:tcPr>
-            <w:tcW w:type="dxa" w:w="3838"/>
+            <w:tcW w:type="dxa" w:w="3307"/>
             <w:tcBorders>
               <w:top w:val="single" w:color="000000" w:sz="4"/>
               <w:left w:val="single" w:color="000000" w:sz="4"/>
@@ -4509,7 +4509,7 @@
         </w:tc>
         <w:tc>
           <w:tcPr>
-            <w:tcW w:type="dxa" w:w="1483"/>
+            <w:tcW w:type="dxa" w:w="2258"/>
             <w:tcBorders>
               <w:top w:val="single" w:color="000000" w:sz="4"/>
               <w:left w:val="single" w:color="000000" w:sz="4"/>
